--- a/testakten/insolvenzplan-starug-planwerkstatt-metallbau-hansa/19_redteam_einwaende.docx
+++ b/testakten/insolvenzplan-starug-planwerkstatt-metallbau-hansa/19_redteam_einwaende.docx
@@ -5,58 +5,90 @@
     <w:p>
       <w:pPr>
         <w:pStyle w:val="Heading1"/>
+        <w:spacing w:after="160" w:line="259" w:lineRule="auto"/>
       </w:pPr>
       <w:r>
         <w:rPr>
           <w:rFonts w:ascii="Times New Roman" w:hAnsi="Times New Roman"/>
+          <w:b/>
+          <w:sz w:val="28"/>
         </w:rPr>
         <w:t>Red-Team-Einwände – Kritische Prüfung des Sanierungsplans</w:t>
       </w:r>
     </w:p>
     <w:p>
       <w:pPr>
+        <w:spacing w:before="120" w:after="60" w:line="259" w:lineRule="auto"/>
         <w:jc w:val="left"/>
       </w:pPr>
       <w:r>
         <w:rPr>
-          <w:b/>
+          <w:rFonts w:ascii="Times New Roman" w:hAnsi="Times New Roman"/>
+          <w:b w:val="0"/>
+          <w:i w:val="0"/>
+          <w:sz w:val="22"/>
         </w:rPr>
         <w:t>Aktenzeichen:</w:t>
       </w:r>
       <w:r>
+        <w:rPr>
+          <w:rFonts w:ascii="Times New Roman" w:hAnsi="Times New Roman"/>
+          <w:b w:val="0"/>
+          <w:i w:val="0"/>
+          <w:sz w:val="22"/>
+        </w:rPr>
         <w:t xml:space="preserve"> MH-2026-001</w:t>
       </w:r>
     </w:p>
     <w:p>
       <w:pPr>
+        <w:spacing w:before="120" w:after="60" w:line="259" w:lineRule="auto"/>
         <w:jc w:val="left"/>
       </w:pPr>
       <w:r>
         <w:rPr>
-          <w:b/>
+          <w:rFonts w:ascii="Times New Roman" w:hAnsi="Times New Roman"/>
+          <w:b w:val="0"/>
+          <w:i w:val="0"/>
+          <w:sz w:val="22"/>
         </w:rPr>
         <w:t>Datum:</w:t>
       </w:r>
       <w:r>
+        <w:rPr>
+          <w:rFonts w:ascii="Times New Roman" w:hAnsi="Times New Roman"/>
+          <w:b w:val="0"/>
+          <w:i w:val="0"/>
+          <w:sz w:val="22"/>
+        </w:rPr>
         <w:t xml:space="preserve"> 13. Juni 2026</w:t>
       </w:r>
     </w:p>
     <w:p>
       <w:pPr>
+        <w:spacing w:before="120" w:after="60" w:line="259" w:lineRule="auto"/>
         <w:jc w:val="left"/>
       </w:pPr>
       <w:r>
         <w:rPr>
+          <w:rFonts w:ascii="Times New Roman" w:hAnsi="Times New Roman"/>
           <w:b/>
+          <w:sz w:val="22"/>
         </w:rPr>
         <w:t>Verfasser:</w:t>
       </w:r>
       <w:r>
+        <w:rPr>
+          <w:rFonts w:ascii="Times New Roman" w:hAnsi="Times New Roman"/>
+          <w:b/>
+          <w:sz w:val="22"/>
+        </w:rPr>
         <w:t xml:space="preserve"> RA Dr. Karolin Westphal (Red-Team-Rolle); ergänzt durch CFO Hollender</w:t>
       </w:r>
     </w:p>
     <w:p>
       <w:pPr>
+        <w:spacing w:line="259" w:lineRule="auto" w:after="60"/>
         <w:jc w:val="left"/>
       </w:pPr>
       <w:r>
@@ -69,30 +101,43 @@
         <w:t xml:space="preserve"> Adversarial Review – Einwände werden so formuliert, als kämen sie vom stärksten Gegner des Plans</w:t>
       </w:r>
     </w:p>
-    <w:p/>
+    <w:p>
+      <w:pPr>
+        <w:spacing w:line="259" w:lineRule="auto" w:after="60"/>
+      </w:pPr>
+    </w:p>
     <w:p>
       <w:pPr>
         <w:pStyle w:val="Heading2"/>
+        <w:spacing w:before="120" w:after="60" w:line="259" w:lineRule="auto"/>
       </w:pPr>
       <w:r>
         <w:rPr>
           <w:rFonts w:ascii="Times New Roman" w:hAnsi="Times New Roman"/>
+          <w:b/>
+          <w:sz w:val="22"/>
         </w:rPr>
         <w:t>Vorbemerkung</w:t>
       </w:r>
     </w:p>
     <w:p>
       <w:pPr>
+        <w:spacing w:line="259" w:lineRule="auto" w:after="60"/>
         <w:jc w:val="left"/>
       </w:pPr>
       <w:r>
         <w:t>Ein Red-Team-Review prüft den Sanierungsplan aus der Perspektive des härtesten Kritikers. Ziel ist nicht Optimismus, sondern das Aufdecken echter Schwachstellen, bevor das Gericht, die NordBank AG oder andere skeptische Gläubiger diese vorbringen. Jeder Einwand ist mit einer Antwortskizze versehen; offene Einwände (ohne befriedigende Antwort) sind als kritisch markiert.</w:t>
       </w:r>
     </w:p>
-    <w:p/>
+    <w:p>
+      <w:pPr>
+        <w:spacing w:line="259" w:lineRule="auto" w:after="60"/>
+      </w:pPr>
+    </w:p>
     <w:p>
       <w:pPr>
         <w:pStyle w:val="Heading2"/>
+        <w:spacing w:line="259" w:lineRule="auto" w:after="60"/>
       </w:pPr>
       <w:r>
         <w:rPr>
@@ -103,6 +148,7 @@
     </w:p>
     <w:p>
       <w:pPr>
+        <w:spacing w:line="259" w:lineRule="auto" w:after="60"/>
         <w:jc w:val="left"/>
       </w:pPr>
       <w:r>
@@ -126,6 +172,7 @@
     </w:p>
     <w:p>
       <w:pPr>
+        <w:spacing w:line="259" w:lineRule="auto" w:after="60"/>
         <w:jc w:val="left"/>
       </w:pPr>
       <w:r>
@@ -137,6 +184,7 @@
     </w:p>
     <w:p>
       <w:pPr>
+        <w:spacing w:line="259" w:lineRule="auto" w:after="60"/>
         <w:jc w:val="left"/>
       </w:pPr>
       <w:r>
@@ -157,6 +205,7 @@
     </w:p>
     <w:p>
       <w:pPr>
+        <w:spacing w:line="259" w:lineRule="auto" w:after="60"/>
         <w:jc w:val="left"/>
       </w:pPr>
       <w:r>
@@ -169,10 +218,15 @@
         <w:t xml:space="preserve"> Dieses Szenario muss formal in die Vergleichsrechnung als eigene Spalte aufgenommen werden (nicht nur Liquidation vs. Plan, sondern Liquidation / Übertragung / Plan).</w:t>
       </w:r>
     </w:p>
-    <w:p/>
+    <w:p>
+      <w:pPr>
+        <w:spacing w:line="259" w:lineRule="auto" w:after="60"/>
+      </w:pPr>
+    </w:p>
     <w:p>
       <w:pPr>
         <w:pStyle w:val="Heading2"/>
+        <w:spacing w:line="259" w:lineRule="auto" w:after="60"/>
       </w:pPr>
       <w:r>
         <w:rPr>
@@ -183,6 +237,7 @@
     </w:p>
     <w:p>
       <w:pPr>
+        <w:spacing w:line="259" w:lineRule="auto" w:after="60"/>
         <w:jc w:val="left"/>
       </w:pPr>
       <w:r>
@@ -197,6 +252,7 @@
     </w:p>
     <w:p>
       <w:pPr>
+        <w:spacing w:line="259" w:lineRule="auto" w:after="60"/>
         <w:jc w:val="left"/>
       </w:pPr>
       <w:r>
@@ -208,6 +264,7 @@
     </w:p>
     <w:p>
       <w:pPr>
+        <w:spacing w:line="259" w:lineRule="auto" w:after="60"/>
         <w:jc w:val="left"/>
       </w:pPr>
       <w:r>
@@ -220,10 +277,15 @@
         <w:t xml:space="preserve"> Das Brandt-Gutachten ist konservativ und nachvollziehbar. Die Einschränkungen der Globalzession (verlängerter Eigentumsvorbehalt, Aufrechnungslage InfraRail) reduzieren den realisierbaren Wert tatsächlich. Wenn die NordBank ein Gegengutachten vorlegt, das diese Einschränkungen ignoriert, ist dies vor Gericht anfechtbar. Parallel: Rechtsgutachten zur Globalzession-Priorität einholen (Kanzlei Müller &amp; Fischer, Hamburg, Spezialist Kreditsicherungsrecht).</w:t>
       </w:r>
     </w:p>
-    <w:p/>
+    <w:p>
+      <w:pPr>
+        <w:spacing w:line="259" w:lineRule="auto" w:after="60"/>
+      </w:pPr>
+    </w:p>
     <w:p>
       <w:pPr>
         <w:pStyle w:val="Heading2"/>
+        <w:spacing w:line="259" w:lineRule="auto" w:after="60"/>
       </w:pPr>
       <w:r>
         <w:rPr>
@@ -234,6 +296,7 @@
     </w:p>
     <w:p>
       <w:pPr>
+        <w:spacing w:line="259" w:lineRule="auto" w:after="60"/>
         <w:jc w:val="left"/>
       </w:pPr>
       <w:r>
@@ -248,6 +311,7 @@
     </w:p>
     <w:p>
       <w:pPr>
+        <w:spacing w:line="259" w:lineRule="auto" w:after="60"/>
         <w:jc w:val="left"/>
       </w:pPr>
       <w:r>
@@ -259,6 +323,7 @@
     </w:p>
     <w:p>
       <w:pPr>
+        <w:spacing w:line="259" w:lineRule="auto" w:after="60"/>
         <w:jc w:val="left"/>
       </w:pPr>
       <w:r>
@@ -273,16 +338,22 @@
     </w:p>
     <w:p>
       <w:pPr>
+        <w:spacing w:line="259" w:lineRule="auto" w:after="60"/>
         <w:jc w:val="left"/>
       </w:pPr>
       <w:r>
         <w:t>Organhaftung nach § 43 Abs. 2 GmbHG: Ein Anspruch erfordert den Nachweis einer Pflichtverletzung. Festpreisverträge ohne Materialgleitklausel sind per se keine Pflichtverletzung; das unternehmerische Ermessen (Business Judgment Rule, § 43 Abs. 1 GmbHG) erlaubt Risikoentscheidungen. Angesichts des seinerzeit üblichen Marktstandards (Festpreise in der Branche 2022 normal) ist ein Anspruch unwahrscheinlich. Dennoch: Notarielle Erklärung der Gesellschafterin, dass kein Anspruch geltend gemacht wird, als Plan-Anlage empfohlen.</w:t>
       </w:r>
     </w:p>
-    <w:p/>
+    <w:p>
+      <w:pPr>
+        <w:spacing w:line="259" w:lineRule="auto" w:after="60"/>
+      </w:pPr>
+    </w:p>
     <w:p>
       <w:pPr>
         <w:pStyle w:val="Heading2"/>
+        <w:spacing w:line="259" w:lineRule="auto" w:after="60"/>
       </w:pPr>
       <w:r>
         <w:rPr>
@@ -293,6 +364,7 @@
     </w:p>
     <w:p>
       <w:pPr>
+        <w:spacing w:line="259" w:lineRule="auto" w:after="60"/>
         <w:jc w:val="left"/>
       </w:pPr>
       <w:r>
@@ -307,6 +379,7 @@
     </w:p>
     <w:p>
       <w:pPr>
+        <w:spacing w:line="259" w:lineRule="auto" w:after="60"/>
         <w:jc w:val="left"/>
       </w:pPr>
       <w:r>
@@ -318,6 +391,7 @@
     </w:p>
     <w:p>
       <w:pPr>
+        <w:spacing w:line="259" w:lineRule="auto" w:after="60"/>
         <w:jc w:val="left"/>
       </w:pPr>
       <w:r>
@@ -339,10 +413,15 @@
         <w:t xml:space="preserve"> Finanzamt in Gruppe 3 einbeziehen; in Gruppe 3 dann höhere Quote für alle, was die Abstimmungssituation verbessern könnte. Diese Alternative ist zu modellieren.</w:t>
       </w:r>
     </w:p>
-    <w:p/>
+    <w:p>
+      <w:pPr>
+        <w:spacing w:line="259" w:lineRule="auto" w:after="60"/>
+      </w:pPr>
+    </w:p>
     <w:p>
       <w:pPr>
         <w:pStyle w:val="Heading2"/>
+        <w:spacing w:line="259" w:lineRule="auto" w:after="60"/>
       </w:pPr>
       <w:r>
         <w:rPr>
@@ -353,6 +432,7 @@
     </w:p>
     <w:p>
       <w:pPr>
+        <w:spacing w:line="259" w:lineRule="auto" w:after="60"/>
         <w:jc w:val="left"/>
       </w:pPr>
       <w:r>
@@ -367,6 +447,7 @@
     </w:p>
     <w:p>
       <w:pPr>
+        <w:spacing w:line="259" w:lineRule="auto" w:after="60"/>
         <w:jc w:val="left"/>
       </w:pPr>
       <w:r>
@@ -378,6 +459,7 @@
     </w:p>
     <w:p>
       <w:pPr>
+        <w:spacing w:line="259" w:lineRule="auto" w:after="60"/>
         <w:jc w:val="left"/>
       </w:pPr>
       <w:r>
@@ -393,6 +475,7 @@
     <w:p>
       <w:pPr>
         <w:pStyle w:val="ListNumber"/>
+        <w:spacing w:line="259" w:lineRule="auto" w:after="60"/>
       </w:pPr>
       <w:r>
         <w:t>MAC-Klausel im endgültigen Darlehensvertrag enger fassen: Nur tatsächliche Zahlungsunfähigkeit (nicht drohende) löst MAC aus.</w:t>
@@ -401,6 +484,7 @@
     <w:p>
       <w:pPr>
         <w:pStyle w:val="ListNumber"/>
+        <w:spacing w:line="259" w:lineRule="auto" w:after="60"/>
       </w:pPr>
       <w:r>
         <w:t>Zur Sicherung der Auszahlung: Bindende Auszahlungsverpflichtung (Commitment Letter) mit 500.000 Euro Konventionalstrafe bei unberechtigter Nichtzahlung.</w:t>
@@ -409,6 +493,7 @@
     <w:p>
       <w:pPr>
         <w:pStyle w:val="ListNumber"/>
+        <w:spacing w:line="259" w:lineRule="auto" w:after="60"/>
       </w:pPr>
       <w:r>
         <w:t>Parallel: Zweite Finanzierungsquelle als Backup prüfen (Hausbank-Überbrückung über 3 Monate gegen verbesserte Sicherheiten; Contactaufnahme läuft).</w:t>
@@ -417,15 +502,21 @@
     <w:p>
       <w:pPr>
         <w:pStyle w:val="ListNumber"/>
+        <w:spacing w:line="259" w:lineRule="auto" w:after="60"/>
       </w:pPr>
       <w:r>
         <w:t>Im Plan: Aufschiebende Bedingung der Planwirkung an Tranche-1-Auszahlung knüpfen (§ 249 InsO).</w:t>
       </w:r>
     </w:p>
-    <w:p/>
+    <w:p>
+      <w:pPr>
+        <w:spacing w:line="259" w:lineRule="auto" w:after="60"/>
+      </w:pPr>
+    </w:p>
     <w:p>
       <w:pPr>
         <w:pStyle w:val="Heading2"/>
+        <w:spacing w:line="259" w:lineRule="auto" w:after="60"/>
       </w:pPr>
       <w:r>
         <w:rPr>
@@ -436,6 +527,7 @@
     </w:p>
     <w:p>
       <w:pPr>
+        <w:spacing w:line="259" w:lineRule="auto" w:after="60"/>
         <w:jc w:val="left"/>
       </w:pPr>
       <w:r>
@@ -450,6 +542,7 @@
     </w:p>
     <w:p>
       <w:pPr>
+        <w:spacing w:line="259" w:lineRule="auto" w:after="60"/>
         <w:jc w:val="left"/>
       </w:pPr>
       <w:r>
@@ -461,6 +554,7 @@
     </w:p>
     <w:p>
       <w:pPr>
+        <w:spacing w:line="259" w:lineRule="auto" w:after="60"/>
         <w:jc w:val="left"/>
       </w:pPr>
       <w:r>
@@ -473,10 +567,15 @@
         <w:t xml:space="preserve"> Der Cram-Down-Antrag ist vorzubereiten, auch wenn Verhandlungen mit der NordBank noch laufen. Erforderlich: (a) Vollständige Vergleichsrechnung inkl. Übertragungsinsolvenz-Szenario, (b) Nachweis, dass NordBank im Plan mindestens 35 % der ungesicherten Restforderung erhält (= 962.500 Euro) – aus Plan besser als Zerschlagung (ca. 620.000 Euro). (c) Nachweis, dass andere Gruppen zugestimmt haben (Gruppen 2, 3, 5 sicher; Gruppe 4 wahrscheinlich). Die Cram-Down-Voraussetzungen sind bei sorgfältiger Vergleichsrechnung erfüllbar.</w:t>
       </w:r>
     </w:p>
-    <w:p/>
+    <w:p>
+      <w:pPr>
+        <w:spacing w:line="259" w:lineRule="auto" w:after="60"/>
+      </w:pPr>
+    </w:p>
     <w:p>
       <w:pPr>
         <w:pStyle w:val="Heading2"/>
+        <w:spacing w:line="259" w:lineRule="auto" w:after="60"/>
       </w:pPr>
       <w:r>
         <w:rPr>
@@ -487,6 +586,7 @@
     </w:p>
     <w:p>
       <w:pPr>
+        <w:spacing w:line="259" w:lineRule="auto" w:after="60"/>
         <w:jc w:val="left"/>
       </w:pPr>
       <w:r>
@@ -501,6 +601,7 @@
     </w:p>
     <w:p>
       <w:pPr>
+        <w:spacing w:line="259" w:lineRule="auto" w:after="60"/>
         <w:jc w:val="left"/>
       </w:pPr>
       <w:r>
@@ -512,6 +613,7 @@
     </w:p>
     <w:p>
       <w:pPr>
+        <w:spacing w:line="259" w:lineRule="auto" w:after="60"/>
         <w:jc w:val="left"/>
       </w:pPr>
       <w:r>
@@ -530,10 +632,15 @@
         <w:t>Maßnahme bis 20. Juni 2026 umsetzbar.</w:t>
       </w:r>
     </w:p>
-    <w:p/>
+    <w:p>
+      <w:pPr>
+        <w:spacing w:line="259" w:lineRule="auto" w:after="60"/>
+      </w:pPr>
+    </w:p>
     <w:p>
       <w:pPr>
         <w:pStyle w:val="Heading2"/>
+        <w:spacing w:line="259" w:lineRule="auto" w:after="60"/>
       </w:pPr>
       <w:r>
         <w:rPr>
@@ -544,6 +651,7 @@
     </w:p>
     <w:p>
       <w:pPr>
+        <w:spacing w:line="259" w:lineRule="auto" w:after="60"/>
         <w:jc w:val="left"/>
       </w:pPr>
       <w:r>
@@ -558,6 +666,7 @@
     </w:p>
     <w:p>
       <w:pPr>
+        <w:spacing w:line="259" w:lineRule="auto" w:after="60"/>
         <w:jc w:val="left"/>
       </w:pPr>
       <w:r>
@@ -569,6 +678,7 @@
     </w:p>
     <w:p>
       <w:pPr>
+        <w:spacing w:line="259" w:lineRule="auto" w:after="60"/>
         <w:jc w:val="left"/>
       </w:pPr>
       <w:r>
@@ -581,10 +691,15 @@
         <w:t xml:space="preserve"> Im gestaltenden Teil (§ 12) sind monatliche Berichte, Covenant-Definitionen und Eskalationsregeln bereits vorgesehen. Zu ergänzen: Explizite Regeln für den Fall, dass eine Planrate nicht gezahlt werden kann (Stundungsantrag an Treuhänder, Nachfrist 30 Tage, danach Antrag auf Planaufhebung). Diese Regeln werden in die finale DOCX-Fassung aufgenommen.</w:t>
       </w:r>
     </w:p>
-    <w:p/>
+    <w:p>
+      <w:pPr>
+        <w:spacing w:line="259" w:lineRule="auto" w:after="60"/>
+      </w:pPr>
+    </w:p>
     <w:p>
       <w:pPr>
         <w:pStyle w:val="Heading2"/>
+        <w:spacing w:line="259" w:lineRule="auto" w:after="60"/>
       </w:pPr>
       <w:r>
         <w:rPr>
@@ -1006,6 +1121,7 @@
     </w:tbl>
     <w:p>
       <w:pPr>
+        <w:spacing w:line="259" w:lineRule="auto" w:after="60"/>
         <w:jc w:val="left"/>
       </w:pPr>
       <w:r>
@@ -1019,13 +1135,58 @@
       </w:r>
     </w:p>
     <w:sectPr>
+      <w:headerReference w:type="default" r:id="rId9"/>
+      <w:footerReference w:type="default" r:id="rId10"/>
       <w:pgSz w:w="11906" w:h="16838"/>
-      <w:pgMar w:top="1417" w:right="1417" w:bottom="1417" w:left="1417" w:header="720" w:footer="720" w:gutter="0"/>
+      <w:pgMar w:top="1191" w:right="1247" w:bottom="1134" w:left="1361" w:header="720" w:footer="720" w:gutter="0"/>
       <w:cols w:space="720"/>
       <w:docGrid w:linePitch="360"/>
     </w:sectPr>
   </w:body>
 </w:document>
+</file>
+
+<file path=word/footer1.xml><?xml version="1.0" encoding="utf-8"?>
+<w:ftr xmlns:m="http://schemas.openxmlformats.org/officeDocument/2006/math" xmlns:mc="http://schemas.openxmlformats.org/markup-compatibility/2006" xmlns:mo="http://schemas.microsoft.com/office/mac/office/2008/main" xmlns:mv="urn:schemas-microsoft-com:mac:vml" xmlns:o="urn:schemas-microsoft-com:office:office" xmlns:r="http://schemas.openxmlformats.org/officeDocument/2006/relationships" xmlns:v="urn:schemas-microsoft-com:vml" xmlns:w10="urn:schemas-microsoft-com:office:word" xmlns:w14="http://schemas.microsoft.com/office/word/2010/wordml" xmlns:w="http://schemas.openxmlformats.org/wordprocessingml/2006/main" xmlns:wne="http://schemas.microsoft.com/office/word/2006/wordml" xmlns:wp14="http://schemas.microsoft.com/office/word/2010/wordprocessingDrawing" xmlns:wp="http://schemas.openxmlformats.org/drawingml/2006/wordprocessingDrawing" xmlns:wpc="http://schemas.microsoft.com/office/word/2010/wordprocessingCanvas" xmlns:wpg="http://schemas.microsoft.com/office/word/2010/wordprocessingGroup" xmlns:wpi="http://schemas.microsoft.com/office/word/2010/wordprocessingInk" xmlns:wps="http://schemas.microsoft.com/office/word/2010/wordprocessingShape" mc:Ignorable="w14 wp14">
+  <w:p>
+    <w:pPr>
+      <w:pStyle w:val="Footer"/>
+      <w:jc w:val="left"/>
+    </w:pPr>
+    <w:r/>
+    <w:r>
+      <w:rPr>
+        <w:rFonts w:ascii="Times New Roman" w:hAnsi="Times New Roman"/>
+        <w:b w:val="0"/>
+        <w:color w:val="777777"/>
+        <w:sz w:val="17"/>
+      </w:rPr>
+      <w:t>Vertraulich | Bearbeitungsstand Juli 2026 | nur zur Aktenbearbeitung</w:t>
+    </w:r>
+  </w:p>
+</w:ftr>
+</file>
+
+<file path=word/header1.xml><?xml version="1.0" encoding="utf-8"?>
+<w:hdr xmlns:m="http://schemas.openxmlformats.org/officeDocument/2006/math" xmlns:mc="http://schemas.openxmlformats.org/markup-compatibility/2006" xmlns:mo="http://schemas.microsoft.com/office/mac/office/2008/main" xmlns:mv="urn:schemas-microsoft-com:mac:vml" xmlns:o="urn:schemas-microsoft-com:office:office" xmlns:r="http://schemas.openxmlformats.org/officeDocument/2006/relationships" xmlns:v="urn:schemas-microsoft-com:vml" xmlns:w10="urn:schemas-microsoft-com:office:word" xmlns:w14="http://schemas.microsoft.com/office/word/2010/wordml" xmlns:w="http://schemas.openxmlformats.org/wordprocessingml/2006/main" xmlns:wne="http://schemas.microsoft.com/office/word/2006/wordml" xmlns:wp14="http://schemas.microsoft.com/office/word/2010/wordprocessingDrawing" xmlns:wp="http://schemas.openxmlformats.org/drawingml/2006/wordprocessingDrawing" xmlns:wpc="http://schemas.microsoft.com/office/word/2010/wordprocessingCanvas" xmlns:wpg="http://schemas.microsoft.com/office/word/2010/wordprocessingGroup" xmlns:wpi="http://schemas.microsoft.com/office/word/2010/wordprocessingInk" xmlns:wps="http://schemas.microsoft.com/office/word/2010/wordprocessingShape" mc:Ignorable="w14 wp14">
+  <w:p>
+    <w:pPr>
+      <w:pStyle w:val="Header"/>
+      <w:jc w:val="left"/>
+    </w:pPr>
+    <w:r/>
+    <w:r>
+      <w:rPr>
+        <w:rFonts w:ascii="Times New Roman" w:hAnsi="Times New Roman"/>
+        <w:b w:val="0"/>
+        <w:i w:val="0"/>
+        <w:color w:val="666666"/>
+        <w:sz w:val="17"/>
+      </w:rPr>
+      <w:t>Lindenhof und Partner mbB | Insolvenz- und Restrukturierungsakte | Bearbeitungsstand Juli 2026</w:t>
+    </w:r>
+  </w:p>
+</w:hdr>
 </file>
 
 <file path=word/numbering.xml><?xml version="1.0" encoding="utf-8"?>
@@ -1742,11 +1903,12 @@
       <w:contextualSpacing/>
     </w:pPr>
     <w:rPr>
-      <w:rFonts w:asciiTheme="majorHAnsi" w:eastAsiaTheme="majorEastAsia" w:hAnsiTheme="majorHAnsi" w:cstheme="majorBidi"/>
+      <w:rFonts w:asciiTheme="majorHAnsi" w:eastAsiaTheme="majorEastAsia" w:hAnsiTheme="majorHAnsi" w:cstheme="majorBidi" w:ascii="Times New Roman" w:hAnsi="Times New Roman"/>
+      <w:b/>
       <w:color w:val="17365D" w:themeColor="text2" w:themeShade="BF"/>
       <w:spacing w:val="5"/>
       <w:kern w:val="28"/>
-      <w:sz w:val="52"/>
+      <w:sz w:val="30"/>
       <w:szCs w:val="52"/>
     </w:rPr>
   </w:style>
